--- a/docs/omatsuri/submit/omatsuri_00_soufujo.docx
+++ b/docs/omatsuri/submit/omatsuri_00_soufujo.docx
@@ -43,7 +43,7 @@
         <w:jc w:val="right"/>
       </w:pPr>
       <w:r>
-        <w:t>東京都渋谷区神宮前6-18-10 海老名ビル4F</w:t>
+        <w:t>〒150-0001　東京都渋谷区神宮前6-18-10　海老名ビル4F</w:t>
       </w:r>
     </w:p>
     <w:p>
@@ -62,6 +62,15 @@
       </w:pPr>
       <w:r>
         <w:t>代表理事　生島　儀尊　　　　印</w:t>
+      </w:r>
+    </w:p>
+    <w:p>
+      <w:pPr>
+        <w:spacing w:after="120"/>
+        <w:jc w:val="right"/>
+      </w:pPr>
+      <w:r>
+        <w:t>電話　03-5766-2450　E-mail　ikushima@japanpromotion.org</w:t>
       </w:r>
     </w:p>
     <w:p>

--- a/docs/omatsuri/submit/omatsuri_00_soufujo.docx
+++ b/docs/omatsuri/submit/omatsuri_00_soufujo.docx
@@ -4,7 +4,7 @@
   <w:body>
     <w:p>
       <w:pPr>
-        <w:spacing w:after="120"/>
+        <w:spacing w:before="0" w:after="360"/>
         <w:jc w:val="right"/>
       </w:pPr>
       <w:r>
@@ -13,12 +13,7 @@
     </w:p>
     <w:p>
       <w:pPr>
-        <w:spacing w:after="120"/>
-      </w:pPr>
-    </w:p>
-    <w:p>
-      <w:pPr>
-        <w:spacing w:after="120"/>
+        <w:spacing w:before="0" w:after="0"/>
       </w:pPr>
       <w:r>
         <w:t>公益社団法人２０２７年国際園芸博覧会協会</w:t>
@@ -26,7 +21,7 @@
     </w:p>
     <w:p>
       <w:pPr>
-        <w:spacing w:after="120"/>
+        <w:spacing w:before="0" w:after="360"/>
       </w:pPr>
       <w:r>
         <w:t>行催事部　行催事課　御中</w:t>
@@ -34,12 +29,7 @@
     </w:p>
     <w:p>
       <w:pPr>
-        <w:spacing w:after="120"/>
-      </w:pPr>
-    </w:p>
-    <w:p>
-      <w:pPr>
-        <w:spacing w:after="120"/>
+        <w:spacing w:before="0" w:after="0"/>
         <w:jc w:val="right"/>
       </w:pPr>
       <w:r>
@@ -48,7 +38,7 @@
     </w:p>
     <w:p>
       <w:pPr>
-        <w:spacing w:after="120"/>
+        <w:spacing w:before="0" w:after="0"/>
         <w:jc w:val="right"/>
       </w:pPr>
       <w:r>
@@ -57,16 +47,16 @@
     </w:p>
     <w:p>
       <w:pPr>
-        <w:spacing w:after="120"/>
+        <w:spacing w:before="0" w:after="0"/>
         <w:jc w:val="right"/>
       </w:pPr>
       <w:r>
-        <w:t>代表理事　生島　儀尊　　　　印</w:t>
+        <w:t>代表理事　生島　儀尊　　　　　　印</w:t>
       </w:r>
     </w:p>
     <w:p>
       <w:pPr>
-        <w:spacing w:after="120"/>
+        <w:spacing w:before="0" w:after="360"/>
         <w:jc w:val="right"/>
       </w:pPr>
       <w:r>
@@ -75,35 +65,25 @@
     </w:p>
     <w:p>
       <w:pPr>
-        <w:spacing w:after="120"/>
-      </w:pPr>
-    </w:p>
-    <w:p>
-      <w:pPr>
-        <w:spacing w:after="120"/>
+        <w:spacing w:before="0" w:after="0"/>
         <w:jc w:val="center"/>
       </w:pPr>
       <w:r>
-        <w:t>２０２７年国際園芸博覧会 主催者催事「おまつり歳時記プロジェクト（仮）」に</w:t>
+        <w:t>２０２７年国際園芸博覧会　主催者催事「おまつり歳時記プロジェクト（仮）」</w:t>
       </w:r>
     </w:p>
     <w:p>
       <w:pPr>
-        <w:spacing w:after="120"/>
+        <w:spacing w:before="0" w:after="360"/>
         <w:jc w:val="center"/>
       </w:pPr>
       <w:r>
-        <w:t>かかる実施計画作成業務委託　参加意向申出書等の送付について</w:t>
+        <w:t>にかかる実施計画作成業務委託　参加意向申出書等の送付について</w:t>
       </w:r>
     </w:p>
     <w:p>
       <w:pPr>
-        <w:spacing w:after="120"/>
-      </w:pPr>
-    </w:p>
-    <w:p>
-      <w:pPr>
-        <w:spacing w:after="120"/>
+        <w:spacing w:before="0" w:after="80"/>
       </w:pPr>
       <w:r>
         <w:t xml:space="preserve">　拝啓　時下ますますご清栄のこととお慶び申し上げます。</w:t>
@@ -111,7 +91,7 @@
     </w:p>
     <w:p>
       <w:pPr>
-        <w:spacing w:after="120"/>
+        <w:spacing w:before="0" w:after="80"/>
       </w:pPr>
       <w:r>
         <w:t xml:space="preserve">　このたび、標記公募型プロポーザルにつきまして、下記のとおり参加意向申出書等を送付いたします。ご査収のほどよろしくお願い申し上げます。</w:t>
@@ -119,15 +99,15 @@
     </w:p>
     <w:p>
       <w:pPr>
-        <w:spacing w:after="120"/>
+        <w:spacing w:before="0" w:after="80"/>
       </w:pPr>
       <w:r>
-        <w:t xml:space="preserve">　なお、業務説明資料の提供につきましても、参考様式10－1を同封いたしましたので、併せてご高配を賜りますようお願い申し上げます。</w:t>
+        <w:t xml:space="preserve">　なお、業務説明資料の提供につきましても、参考様式１０－１を同封いたしましたので、併せてご高配を賜りますようお願い申し上げます。</w:t>
       </w:r>
     </w:p>
     <w:p>
       <w:pPr>
-        <w:spacing w:after="120"/>
+        <w:spacing w:before="0" w:after="280"/>
         <w:jc w:val="right"/>
       </w:pPr>
       <w:r>
@@ -136,12 +116,7 @@
     </w:p>
     <w:p>
       <w:pPr>
-        <w:spacing w:after="120"/>
-      </w:pPr>
-    </w:p>
-    <w:p>
-      <w:pPr>
-        <w:spacing w:after="120"/>
+        <w:spacing w:before="0" w:after="240"/>
         <w:jc w:val="center"/>
       </w:pPr>
       <w:r>
@@ -150,49 +125,68 @@
     </w:p>
     <w:p>
       <w:pPr>
-        <w:spacing w:after="120"/>
+        <w:tabs>
+          <w:tab w:pos="8844" w:val="right"/>
+        </w:tabs>
+        <w:spacing w:after="80"/>
+        <w:ind w:left="227"/>
+      </w:pPr>
+      <w:r>
+        <w:t>１．参加意向申出書（第１号様式）</w:t>
+        <w:tab/>
+        <w:t>１部</w:t>
+      </w:r>
+    </w:p>
+    <w:p>
+      <w:pPr>
+        <w:tabs>
+          <w:tab w:pos="8844" w:val="right"/>
+        </w:tabs>
+        <w:spacing w:after="80"/>
+        <w:ind w:left="227"/>
+      </w:pPr>
+      <w:r>
+        <w:t>２．誓約書（参考様式１）</w:t>
+        <w:tab/>
+        <w:t>１部</w:t>
+      </w:r>
+    </w:p>
+    <w:p>
+      <w:pPr>
+        <w:tabs>
+          <w:tab w:pos="8844" w:val="right"/>
+        </w:tabs>
+        <w:spacing w:after="80"/>
+        <w:ind w:left="227"/>
+      </w:pPr>
+      <w:r>
+        <w:t>３．業務実績を証明する書類（契約書の写し）</w:t>
+        <w:tab/>
+        <w:t>１部</w:t>
+      </w:r>
+    </w:p>
+    <w:p>
+      <w:pPr>
+        <w:tabs>
+          <w:tab w:pos="8844" w:val="right"/>
+        </w:tabs>
+        <w:spacing w:after="80"/>
+        <w:ind w:left="227"/>
+      </w:pPr>
+      <w:r>
+        <w:t>４．業務説明資料提供申込書 兼 守秘義務誓約書（参考様式１０－１）</w:t>
+        <w:tab/>
+        <w:t>１部</w:t>
+      </w:r>
+    </w:p>
+    <w:p>
+      <w:pPr>
+        <w:spacing w:before="0" w:after="160"/>
       </w:pPr>
     </w:p>
     <w:p>
       <w:pPr>
-        <w:spacing w:after="120"/>
-      </w:pPr>
-      <w:r>
-        <w:t>１．参加意向申出書（第１号様式）　　　　　　　　　　　　　　　　　　１部</w:t>
-      </w:r>
-    </w:p>
-    <w:p>
-      <w:pPr>
-        <w:spacing w:after="120"/>
-      </w:pPr>
-      <w:r>
-        <w:t>２．誓約書（参考様式１）　　　　　　　　　　　　　　　　　　　　　　１部</w:t>
-      </w:r>
-    </w:p>
-    <w:p>
-      <w:pPr>
-        <w:spacing w:after="120"/>
-      </w:pPr>
-      <w:r>
-        <w:t>３．業務実績を証明する書類（契約書の写し）　　　　　　　　　　　　　１部</w:t>
-      </w:r>
-    </w:p>
-    <w:p>
-      <w:pPr>
-        <w:spacing w:after="120"/>
-      </w:pPr>
-      <w:r>
-        <w:t>４．業務説明資料提供申込書 兼 守秘義務誓約書（参考様式１０－１）　　１部</w:t>
-      </w:r>
-    </w:p>
-    <w:p>
-      <w:pPr>
-        <w:spacing w:after="120"/>
-      </w:pPr>
-    </w:p>
-    <w:p>
-      <w:pPr>
-        <w:spacing w:after="120"/>
+        <w:spacing w:before="0" w:after="0"/>
         <w:jc w:val="right"/>
       </w:pPr>
       <w:r>
@@ -200,8 +194,8 @@
       </w:r>
     </w:p>
     <w:sectPr>
-      <w:pgSz w:w="12240" w:h="15840"/>
-      <w:pgMar w:top="1440" w:right="1800" w:bottom="1440" w:left="1800" w:header="720" w:footer="720" w:gutter="0"/>
+      <w:pgSz w:w="11906" w:h="16838"/>
+      <w:pgMar w:top="1417" w:right="1417" w:bottom="1417" w:left="1417" w:header="720" w:footer="720" w:gutter="0"/>
       <w:cols w:space="720"/>
       <w:docGrid w:linePitch="360"/>
     </w:sectPr>
@@ -572,9 +566,12 @@
     <w:name w:val="Normal"/>
     <w:qFormat/>
     <w:rsid w:val="00FC693F"/>
+    <w:pPr>
+      <w:spacing w:line="276" w:lineRule="auto" w:after="0"/>
+    </w:pPr>
     <w:rPr>
-      <w:rFonts w:ascii="MS Mincho" w:hAnsi="MS Mincho" w:eastAsia="ＭＳ 明朝"/>
-      <w:sz w:val="22"/>
+      <w:rFonts w:ascii="ＭＳ 明朝" w:hAnsi="ＭＳ 明朝" w:eastAsia="ＭＳ 明朝"/>
+      <w:sz w:val="21"/>
     </w:rPr>
   </w:style>
   <w:style w:type="paragraph" w:styleId="Header">
